--- a/professor-feedback/검토감사보고서.docx
+++ b/professor-feedback/검토감사보고서.docx
@@ -2094,7 +2094,7 @@
                 <w:b w:val="0"/>
                 <w:sz w:val="18"/>
               </w:rPr>
-              <w:t>문20-1에서 ⑤(전혀 가입·이용하지 않을 것)를 고르도록 안내하고, 문20-2·20-3은 모두 응답</w:t>
+              <w:t>문20에서 ⑤(셋 다 관심 없음)를 고르면 문20-1을 건너뛰고 문20-2로 이동하며, 문20-2·20-3은 모두 응답</w:t>
             </w:r>
           </w:p>
         </w:tc>
@@ -3981,6 +3981,712 @@
           </w:p>
         </w:tc>
       </w:tr>
+      <w:tr>
+        <w:trPr>
+          <w:cantSplit/>
+        </w:trPr>
+        <w:tc>
+          <w:tcPr>
+            <w:tcW w:type="dxa" w:w="623"/>
+          </w:tcPr>
+          <w:p>
+            <w:pPr>
+              <w:spacing w:after="0"/>
+            </w:pPr>
+            <w:r/>
+            <w:r>
+              <w:rPr>
+                <w:rFonts w:ascii="맑은 고딕" w:hAnsi="맑은 고딕" w:eastAsia="맑은 고딕"/>
+                <w:b w:val="0"/>
+                <w:sz w:val="18"/>
+              </w:rPr>
+              <w:t>18</w:t>
+            </w:r>
+          </w:p>
+        </w:tc>
+        <w:tc>
+          <w:tcPr>
+            <w:tcW w:type="dxa" w:w="1247"/>
+          </w:tcPr>
+          <w:p>
+            <w:pPr>
+              <w:spacing w:after="0"/>
+            </w:pPr>
+            <w:r/>
+            <w:r>
+              <w:rPr>
+                <w:rFonts w:ascii="맑은 고딕" w:hAnsi="맑은 고딕" w:eastAsia="맑은 고딕"/>
+                <w:b w:val="0"/>
+                <w:sz w:val="18"/>
+              </w:rPr>
+              <w:t>묶음 A</w:t>
+            </w:r>
+          </w:p>
+        </w:tc>
+        <w:tc>
+          <w:tcPr>
+            <w:tcW w:type="dxa" w:w="3515"/>
+          </w:tcPr>
+          <w:p>
+            <w:pPr>
+              <w:spacing w:after="0"/>
+            </w:pPr>
+            <w:r/>
+            <w:r>
+              <w:rPr>
+                <w:rFonts w:ascii="맑은 고딕" w:hAnsi="맑은 고딕" w:eastAsia="맑은 고딕"/>
+                <w:b w:val="0"/>
+                <w:sz w:val="18"/>
+              </w:rPr>
+              <w:t>[감사 3차, 결함] 4장의 '1인 최대 3만원'과 문20 A의 혜택 합계(최대 5만5천원)가 맞지 않았고, 학식 할인에 한도가 없었다.</w:t>
+            </w:r>
+          </w:p>
+        </w:tc>
+        <w:tc>
+          <w:tcPr>
+            <w:tcW w:type="dxa" w:w="3458"/>
+          </w:tcPr>
+          <w:p>
+            <w:pPr>
+              <w:spacing w:after="0"/>
+            </w:pPr>
+            <w:r/>
+            <w:r>
+              <w:rPr>
+                <w:rFonts w:ascii="맑은 고딕" w:hAnsi="맑은 고딕" w:eastAsia="맑은 고딕"/>
+                <w:b w:val="0"/>
+                <w:sz w:val="18"/>
+              </w:rPr>
+              <w:t>'가입·미션 최대 3만원, 친구 초대 최대 2만5천원(5명), 학식 할인 월 5천원'으로 4장·문19·문20을 일치시켰다.</w:t>
+            </w:r>
+          </w:p>
+        </w:tc>
+        <w:tc>
+          <w:tcPr>
+            <w:tcW w:type="dxa" w:w="793"/>
+          </w:tcPr>
+          <w:p>
+            <w:pPr>
+              <w:spacing w:after="0"/>
+            </w:pPr>
+            <w:r/>
+            <w:r>
+              <w:rPr>
+                <w:rFonts w:ascii="맑은 고딕" w:hAnsi="맑은 고딕" w:eastAsia="맑은 고딕"/>
+                <w:b/>
+                <w:color w:val="1E7B34"/>
+                <w:sz w:val="18"/>
+              </w:rPr>
+              <w:t>완료</w:t>
+            </w:r>
+          </w:p>
+        </w:tc>
+      </w:tr>
+      <w:tr>
+        <w:trPr>
+          <w:cantSplit/>
+        </w:trPr>
+        <w:tc>
+          <w:tcPr>
+            <w:tcW w:type="dxa" w:w="623"/>
+          </w:tcPr>
+          <w:p>
+            <w:pPr>
+              <w:spacing w:after="0"/>
+            </w:pPr>
+            <w:r/>
+            <w:r>
+              <w:rPr>
+                <w:rFonts w:ascii="맑은 고딕" w:hAnsi="맑은 고딕" w:eastAsia="맑은 고딕"/>
+                <w:b w:val="0"/>
+                <w:sz w:val="18"/>
+              </w:rPr>
+              <w:t>19</w:t>
+            </w:r>
+          </w:p>
+        </w:tc>
+        <w:tc>
+          <w:tcPr>
+            <w:tcW w:type="dxa" w:w="1247"/>
+          </w:tcPr>
+          <w:p>
+            <w:pPr>
+              <w:spacing w:after="0"/>
+            </w:pPr>
+            <w:r/>
+            <w:r>
+              <w:rPr>
+                <w:rFonts w:ascii="맑은 고딕" w:hAnsi="맑은 고딕" w:eastAsia="맑은 고딕"/>
+                <w:b w:val="0"/>
+                <w:sz w:val="18"/>
+              </w:rPr>
+              <w:t>문19 ⑧~⑫</w:t>
+            </w:r>
+          </w:p>
+        </w:tc>
+        <w:tc>
+          <w:tcPr>
+            <w:tcW w:type="dxa" w:w="3515"/>
+          </w:tcPr>
+          <w:p>
+            <w:pPr>
+              <w:spacing w:after="0"/>
+            </w:pPr>
+            <w:r/>
+            <w:r>
+              <w:rPr>
+                <w:rFonts w:ascii="맑은 고딕" w:hAnsi="맑은 고딕" w:eastAsia="맑은 고딕"/>
+                <w:b w:val="0"/>
+                <w:sz w:val="18"/>
+              </w:rPr>
+              <w:t>[감사 3차, 결함] 야구 적금(⑩)에 금리·한도가 없었고, ⑧⑨⑫에 기간, ⑪에 한도가 없어 '모든 보기에 금액·한도를 정했다'는 설명과 어긋났다.</w:t>
+            </w:r>
+          </w:p>
+        </w:tc>
+        <w:tc>
+          <w:tcPr>
+            <w:tcW w:type="dxa" w:w="3458"/>
+          </w:tcPr>
+          <w:p>
+            <w:pPr>
+              <w:spacing w:after="0"/>
+            </w:pPr>
+            <w:r/>
+            <w:r>
+              <w:rPr>
+                <w:rFonts w:ascii="맑은 고딕" w:hAnsi="맑은 고딕" w:eastAsia="맑은 고딕"/>
+                <w:b w:val="0"/>
+                <w:sz w:val="18"/>
+              </w:rPr>
+              <w:t>⑩을 '정규시즌 10승마다 연 0.1%p(최대 0.8%p, 1년·월 30만원 한도)'로 구체화하고 ⑧⑨⑫에 '가입 후 6개월간', ⑪에 '월 5천원 한도'를 넣었다.</w:t>
+            </w:r>
+          </w:p>
+        </w:tc>
+        <w:tc>
+          <w:tcPr>
+            <w:tcW w:type="dxa" w:w="793"/>
+          </w:tcPr>
+          <w:p>
+            <w:pPr>
+              <w:spacing w:after="0"/>
+            </w:pPr>
+            <w:r/>
+            <w:r>
+              <w:rPr>
+                <w:rFonts w:ascii="맑은 고딕" w:hAnsi="맑은 고딕" w:eastAsia="맑은 고딕"/>
+                <w:b/>
+                <w:color w:val="1E7B34"/>
+                <w:sz w:val="18"/>
+              </w:rPr>
+              <w:t>완료</w:t>
+            </w:r>
+          </w:p>
+        </w:tc>
+      </w:tr>
+      <w:tr>
+        <w:trPr>
+          <w:cantSplit/>
+        </w:trPr>
+        <w:tc>
+          <w:tcPr>
+            <w:tcW w:type="dxa" w:w="623"/>
+          </w:tcPr>
+          <w:p>
+            <w:pPr>
+              <w:spacing w:after="0"/>
+            </w:pPr>
+            <w:r/>
+            <w:r>
+              <w:rPr>
+                <w:rFonts w:ascii="맑은 고딕" w:hAnsi="맑은 고딕" w:eastAsia="맑은 고딕"/>
+                <w:b w:val="0"/>
+                <w:sz w:val="18"/>
+              </w:rPr>
+              <w:t>20</w:t>
+            </w:r>
+          </w:p>
+        </w:tc>
+        <w:tc>
+          <w:tcPr>
+            <w:tcW w:type="dxa" w:w="1247"/>
+          </w:tcPr>
+          <w:p>
+            <w:pPr>
+              <w:spacing w:after="0"/>
+            </w:pPr>
+            <w:r/>
+            <w:r>
+              <w:rPr>
+                <w:rFonts w:ascii="맑은 고딕" w:hAnsi="맑은 고딕" w:eastAsia="맑은 고딕"/>
+                <w:b w:val="0"/>
+                <w:sz w:val="18"/>
+              </w:rPr>
+              <w:t>문20-1</w:t>
+            </w:r>
+          </w:p>
+        </w:tc>
+        <w:tc>
+          <w:tcPr>
+            <w:tcW w:type="dxa" w:w="3515"/>
+          </w:tcPr>
+          <w:p>
+            <w:pPr>
+              <w:spacing w:after="0"/>
+            </w:pPr>
+            <w:r/>
+            <w:r>
+              <w:rPr>
+                <w:rFonts w:ascii="맑은 고딕" w:hAnsi="맑은 고딕" w:eastAsia="맑은 고딕"/>
+                <w:b w:val="0"/>
+                <w:sz w:val="18"/>
+              </w:rPr>
+              <w:t>[감사 3차] 묶음에 관심 없는 응답자에게 '전혀 이용하지 않을 것'을 강제해, 현재 이용자가 이용을 그만둔다는 뜻으로 읽힐 수 있었다.</w:t>
+            </w:r>
+          </w:p>
+        </w:tc>
+        <w:tc>
+          <w:tcPr>
+            <w:tcW w:type="dxa" w:w="3458"/>
+          </w:tcPr>
+          <w:p>
+            <w:pPr>
+              <w:spacing w:after="0"/>
+            </w:pPr>
+            <w:r/>
+            <w:r>
+              <w:rPr>
+                <w:rFonts w:ascii="맑은 고딕" w:hAnsi="맑은 고딕" w:eastAsia="맑은 고딕"/>
+                <w:b w:val="0"/>
+                <w:sz w:val="18"/>
+              </w:rPr>
+              <w:t>문20 ⑤ 응답자는 문20-1을 건너뛰고 문20-2로 이동하게 하였다.</w:t>
+            </w:r>
+          </w:p>
+        </w:tc>
+        <w:tc>
+          <w:tcPr>
+            <w:tcW w:type="dxa" w:w="793"/>
+          </w:tcPr>
+          <w:p>
+            <w:pPr>
+              <w:spacing w:after="0"/>
+            </w:pPr>
+            <w:r/>
+            <w:r>
+              <w:rPr>
+                <w:rFonts w:ascii="맑은 고딕" w:hAnsi="맑은 고딕" w:eastAsia="맑은 고딕"/>
+                <w:b/>
+                <w:color w:val="1E7B34"/>
+                <w:sz w:val="18"/>
+              </w:rPr>
+              <w:t>완료</w:t>
+            </w:r>
+          </w:p>
+        </w:tc>
+      </w:tr>
+      <w:tr>
+        <w:trPr>
+          <w:cantSplit/>
+        </w:trPr>
+        <w:tc>
+          <w:tcPr>
+            <w:tcW w:type="dxa" w:w="623"/>
+          </w:tcPr>
+          <w:p>
+            <w:pPr>
+              <w:spacing w:after="0"/>
+            </w:pPr>
+            <w:r/>
+            <w:r>
+              <w:rPr>
+                <w:rFonts w:ascii="맑은 고딕" w:hAnsi="맑은 고딕" w:eastAsia="맑은 고딕"/>
+                <w:b w:val="0"/>
+                <w:sz w:val="18"/>
+              </w:rPr>
+              <w:t>21</w:t>
+            </w:r>
+          </w:p>
+        </w:tc>
+        <w:tc>
+          <w:tcPr>
+            <w:tcW w:type="dxa" w:w="1247"/>
+          </w:tcPr>
+          <w:p>
+            <w:pPr>
+              <w:spacing w:after="0"/>
+            </w:pPr>
+            <w:r/>
+            <w:r>
+              <w:rPr>
+                <w:rFonts w:ascii="맑은 고딕" w:hAnsi="맑은 고딕" w:eastAsia="맑은 고딕"/>
+                <w:b w:val="0"/>
+                <w:sz w:val="18"/>
+              </w:rPr>
+              <w:t>문19·문20·4장</w:t>
+            </w:r>
+          </w:p>
+        </w:tc>
+        <w:tc>
+          <w:tcPr>
+            <w:tcW w:type="dxa" w:w="3515"/>
+          </w:tcPr>
+          <w:p>
+            <w:pPr>
+              <w:spacing w:after="0"/>
+            </w:pPr>
+            <w:r/>
+            <w:r>
+              <w:rPr>
+                <w:rFonts w:ascii="맑은 고딕" w:hAnsi="맑은 고딕" w:eastAsia="맑은 고딕"/>
+                <w:b w:val="0"/>
+                <w:sz w:val="18"/>
+              </w:rPr>
+              <w:t>[감사 3차] 같은 혜택의 표현이 표마다 달랐다('첫 이체' 대 '첫 이체·결제', ATM 면제 기간, 장학금 포함 여부, 6개월 적용 범위).</w:t>
+            </w:r>
+          </w:p>
+        </w:tc>
+        <w:tc>
+          <w:tcPr>
+            <w:tcW w:type="dxa" w:w="3458"/>
+          </w:tcPr>
+          <w:p>
+            <w:pPr>
+              <w:spacing w:after="0"/>
+            </w:pPr>
+            <w:r/>
+            <w:r>
+              <w:rPr>
+                <w:rFonts w:ascii="맑은 고딕" w:hAnsi="맑은 고딕" w:eastAsia="맑은 고딕"/>
+                <w:b w:val="0"/>
+                <w:sz w:val="18"/>
+              </w:rPr>
+              <w:t>세 곳의 표현을 문19 보기와 똑같이 맞췄다.</w:t>
+            </w:r>
+          </w:p>
+        </w:tc>
+        <w:tc>
+          <w:tcPr>
+            <w:tcW w:type="dxa" w:w="793"/>
+          </w:tcPr>
+          <w:p>
+            <w:pPr>
+              <w:spacing w:after="0"/>
+            </w:pPr>
+            <w:r/>
+            <w:r>
+              <w:rPr>
+                <w:rFonts w:ascii="맑은 고딕" w:hAnsi="맑은 고딕" w:eastAsia="맑은 고딕"/>
+                <w:b/>
+                <w:color w:val="1E7B34"/>
+                <w:sz w:val="18"/>
+              </w:rPr>
+              <w:t>완료</w:t>
+            </w:r>
+          </w:p>
+        </w:tc>
+      </w:tr>
+      <w:tr>
+        <w:trPr>
+          <w:cantSplit/>
+        </w:trPr>
+        <w:tc>
+          <w:tcPr>
+            <w:tcW w:type="dxa" w:w="623"/>
+          </w:tcPr>
+          <w:p>
+            <w:pPr>
+              <w:spacing w:after="0"/>
+            </w:pPr>
+            <w:r/>
+            <w:r>
+              <w:rPr>
+                <w:rFonts w:ascii="맑은 고딕" w:hAnsi="맑은 고딕" w:eastAsia="맑은 고딕"/>
+                <w:b w:val="0"/>
+                <w:sz w:val="18"/>
+              </w:rPr>
+              <w:t>22</w:t>
+            </w:r>
+          </w:p>
+        </w:tc>
+        <w:tc>
+          <w:tcPr>
+            <w:tcW w:type="dxa" w:w="1247"/>
+          </w:tcPr>
+          <w:p>
+            <w:pPr>
+              <w:spacing w:after="0"/>
+            </w:pPr>
+            <w:r/>
+            <w:r>
+              <w:rPr>
+                <w:rFonts w:ascii="맑은 고딕" w:hAnsi="맑은 고딕" w:eastAsia="맑은 고딕"/>
+                <w:b w:val="0"/>
+                <w:sz w:val="18"/>
+              </w:rPr>
+              <w:t>문10·10-1·11-1·18·19-1·20-2</w:t>
+            </w:r>
+          </w:p>
+        </w:tc>
+        <w:tc>
+          <w:tcPr>
+            <w:tcW w:type="dxa" w:w="3515"/>
+          </w:tcPr>
+          <w:p>
+            <w:pPr>
+              <w:spacing w:after="0"/>
+            </w:pPr>
+            <w:r/>
+            <w:r>
+              <w:rPr>
+                <w:rFonts w:ascii="맑은 고딕" w:hAnsi="맑은 고딕" w:eastAsia="맑은 고딕"/>
+                <w:b w:val="0"/>
+                <w:sz w:val="18"/>
+              </w:rPr>
+              <w:t>[감사 3차] 문10에 '없음' 보기가 없었고, 문10-1 질문 문장이 어색했다. 문10-1 ④⑥·문19-1 ④에 두 개념이 섞여 있었고, 문11-1 ②는 걸림돌의 절반만 다뤘다. 문18 ⑦ 대상과 문20-2 ② 표현도 모호하였다.</w:t>
+            </w:r>
+          </w:p>
+        </w:tc>
+        <w:tc>
+          <w:tcPr>
+            <w:tcW w:type="dxa" w:w="3458"/>
+          </w:tcPr>
+          <w:p>
+            <w:pPr>
+              <w:spacing w:after="0"/>
+            </w:pPr>
+            <w:r/>
+            <w:r>
+              <w:rPr>
+                <w:rFonts w:ascii="맑은 고딕" w:hAnsi="맑은 고딕" w:eastAsia="맑은 고딕"/>
+                <w:b w:val="0"/>
+                <w:sz w:val="18"/>
+              </w:rPr>
+              <w:t>문10에 '⑫ 특별한 이유 없음'과 안내를 넣고, 각 보기를 한 개념으로 정리하였다. 대상은 '문8에서 ①·②를 선택한 분'으로, 문20-2 ②는 '프로모션이 끝나도 남는 기본 혜택'으로 명확히 하였다.</w:t>
+            </w:r>
+          </w:p>
+        </w:tc>
+        <w:tc>
+          <w:tcPr>
+            <w:tcW w:type="dxa" w:w="793"/>
+          </w:tcPr>
+          <w:p>
+            <w:pPr>
+              <w:spacing w:after="0"/>
+            </w:pPr>
+            <w:r/>
+            <w:r>
+              <w:rPr>
+                <w:rFonts w:ascii="맑은 고딕" w:hAnsi="맑은 고딕" w:eastAsia="맑은 고딕"/>
+                <w:b/>
+                <w:color w:val="1E7B34"/>
+                <w:sz w:val="18"/>
+              </w:rPr>
+              <w:t>완료</w:t>
+            </w:r>
+          </w:p>
+        </w:tc>
+      </w:tr>
+      <w:tr>
+        <w:trPr>
+          <w:cantSplit/>
+        </w:trPr>
+        <w:tc>
+          <w:tcPr>
+            <w:tcW w:type="dxa" w:w="623"/>
+          </w:tcPr>
+          <w:p>
+            <w:pPr>
+              <w:spacing w:after="0"/>
+            </w:pPr>
+            <w:r/>
+            <w:r>
+              <w:rPr>
+                <w:rFonts w:ascii="맑은 고딕" w:hAnsi="맑은 고딕" w:eastAsia="맑은 고딕"/>
+                <w:b w:val="0"/>
+                <w:sz w:val="18"/>
+              </w:rPr>
+              <w:t>23</w:t>
+            </w:r>
+          </w:p>
+        </w:tc>
+        <w:tc>
+          <w:tcPr>
+            <w:tcW w:type="dxa" w:w="1247"/>
+          </w:tcPr>
+          <w:p>
+            <w:pPr>
+              <w:spacing w:after="0"/>
+            </w:pPr>
+            <w:r/>
+            <w:r>
+              <w:rPr>
+                <w:rFonts w:ascii="맑은 고딕" w:hAnsi="맑은 고딕" w:eastAsia="맑은 고딕"/>
+                <w:b w:val="0"/>
+                <w:sz w:val="18"/>
+              </w:rPr>
+              <w:t>표기</w:t>
+            </w:r>
+          </w:p>
+        </w:tc>
+        <w:tc>
+          <w:tcPr>
+            <w:tcW w:type="dxa" w:w="3515"/>
+          </w:tcPr>
+          <w:p>
+            <w:pPr>
+              <w:spacing w:after="0"/>
+            </w:pPr>
+            <w:r/>
+            <w:r>
+              <w:rPr>
+                <w:rFonts w:ascii="맑은 고딕" w:hAnsi="맑은 고딕" w:eastAsia="맑은 고딕"/>
+                <w:b w:val="0"/>
+                <w:sz w:val="18"/>
+              </w:rPr>
+              <w:t>[감사 3차] '반반이다', '30대', '3개월보다 전에', 이동 안내 형식 등 표기가 고르지 않았다.</w:t>
+            </w:r>
+          </w:p>
+        </w:tc>
+        <w:tc>
+          <w:tcPr>
+            <w:tcW w:type="dxa" w:w="3458"/>
+          </w:tcPr>
+          <w:p>
+            <w:pPr>
+              <w:spacing w:after="0"/>
+            </w:pPr>
+            <w:r/>
+            <w:r>
+              <w:rPr>
+                <w:rFonts w:ascii="맑은 고딕" w:hAnsi="맑은 고딕" w:eastAsia="맑은 고딕"/>
+                <w:b w:val="0"/>
+                <w:sz w:val="18"/>
+              </w:rPr>
+              <w:t>'반반임', '만 30~39세', '3개월 이전에'로 고치고 이동 안내를 '…을 선택한 분은 …으로 이동해 주세요'로 통일하였다.</w:t>
+            </w:r>
+          </w:p>
+        </w:tc>
+        <w:tc>
+          <w:tcPr>
+            <w:tcW w:type="dxa" w:w="793"/>
+          </w:tcPr>
+          <w:p>
+            <w:pPr>
+              <w:spacing w:after="0"/>
+            </w:pPr>
+            <w:r/>
+            <w:r>
+              <w:rPr>
+                <w:rFonts w:ascii="맑은 고딕" w:hAnsi="맑은 고딕" w:eastAsia="맑은 고딕"/>
+                <w:b/>
+                <w:color w:val="1E7B34"/>
+                <w:sz w:val="18"/>
+              </w:rPr>
+              <w:t>완료</w:t>
+            </w:r>
+          </w:p>
+        </w:tc>
+      </w:tr>
+      <w:tr>
+        <w:trPr>
+          <w:cantSplit/>
+        </w:trPr>
+        <w:tc>
+          <w:tcPr>
+            <w:tcW w:type="dxa" w:w="623"/>
+          </w:tcPr>
+          <w:p>
+            <w:pPr>
+              <w:spacing w:after="0"/>
+            </w:pPr>
+            <w:r/>
+            <w:r>
+              <w:rPr>
+                <w:rFonts w:ascii="맑은 고딕" w:hAnsi="맑은 고딕" w:eastAsia="맑은 고딕"/>
+                <w:b w:val="0"/>
+                <w:sz w:val="18"/>
+              </w:rPr>
+              <w:t>24</w:t>
+            </w:r>
+          </w:p>
+        </w:tc>
+        <w:tc>
+          <w:tcPr>
+            <w:tcW w:type="dxa" w:w="1247"/>
+          </w:tcPr>
+          <w:p>
+            <w:pPr>
+              <w:spacing w:after="0"/>
+            </w:pPr>
+            <w:r/>
+            <w:r>
+              <w:rPr>
+                <w:rFonts w:ascii="맑은 고딕" w:hAnsi="맑은 고딕" w:eastAsia="맑은 고딕"/>
+                <w:b w:val="0"/>
+                <w:sz w:val="18"/>
+              </w:rPr>
+              <w:t>문10·문11 보기</w:t>
+            </w:r>
+          </w:p>
+        </w:tc>
+        <w:tc>
+          <w:tcPr>
+            <w:tcW w:type="dxa" w:w="3515"/>
+          </w:tcPr>
+          <w:p>
+            <w:pPr>
+              <w:spacing w:after="0"/>
+            </w:pPr>
+            <w:r/>
+            <w:r>
+              <w:rPr>
+                <w:rFonts w:ascii="맑은 고딕" w:hAnsi="맑은 고딕" w:eastAsia="맑은 고딕"/>
+                <w:b w:val="0"/>
+                <w:sz w:val="18"/>
+              </w:rPr>
+              <w:t>[감사 3차, 참고] 미이용자에게는 문10 ⑩과 문11 ⑤ 등 비슷한 보기가 두 번 나온다.</w:t>
+            </w:r>
+          </w:p>
+        </w:tc>
+        <w:tc>
+          <w:tcPr>
+            <w:tcW w:type="dxa" w:w="3458"/>
+          </w:tcPr>
+          <w:p>
+            <w:pPr>
+              <w:spacing w:after="0"/>
+            </w:pPr>
+            <w:r/>
+            <w:r>
+              <w:rPr>
+                <w:rFonts w:ascii="맑은 고딕" w:hAnsi="맑은 고딕" w:eastAsia="맑은 고딕"/>
+                <w:b w:val="0"/>
+                <w:sz w:val="18"/>
+              </w:rPr>
+              <w:t>문10은 현재 미이용 이유, 문11은 개선 후에도 남는 걸림돌로 묻는 시점이 달라 그대로 두었다.</w:t>
+            </w:r>
+          </w:p>
+        </w:tc>
+        <w:tc>
+          <w:tcPr>
+            <w:tcW w:type="dxa" w:w="793"/>
+          </w:tcPr>
+          <w:p>
+            <w:pPr>
+              <w:spacing w:after="0"/>
+            </w:pPr>
+            <w:r/>
+            <w:r>
+              <w:rPr>
+                <w:rFonts w:ascii="맑은 고딕" w:hAnsi="맑은 고딕" w:eastAsia="맑은 고딕"/>
+                <w:b w:val="0"/>
+                <w:sz w:val="18"/>
+              </w:rPr>
+              <w:t>유지</w:t>
+            </w:r>
+          </w:p>
+        </w:tc>
+      </w:tr>
     </w:tbl>
     <w:p>
       <w:pPr>
